--- a/Códigos.docx
+++ b/Códigos.docx
@@ -9,422 +9,68 @@
           <w:bCs/>
         </w:rPr>
       </w:pPr>
-      <w:proofErr w:type="spellStart"/>
       <w:r>
         <w:rPr>
           <w:b/>
           <w:bCs/>
         </w:rPr>
-        <w:t>Sudo</w:t>
-      </w:r>
-      <w:proofErr w:type="spellEnd"/>
+        <w:t>Sudo apt update</w:t>
+      </w:r>
+    </w:p>
+    <w:p>
       <w:r>
         <w:rPr>
           <w:b/>
           <w:bCs/>
         </w:rPr>
-        <w:t xml:space="preserve"> </w:t>
-      </w:r>
-      <w:proofErr w:type="spellStart"/>
-      <w:r>
+        <w:t>Sudo apt install fontconfig openjdk-21-jre -</w:t>
+      </w:r>
+      <w:r>
+        <w:t>instalar java</w:t>
+      </w:r>
+    </w:p>
+    <w:p>
+      <w:pPr>
         <w:rPr>
           <w:b/>
           <w:bCs/>
         </w:rPr>
-        <w:t>apt</w:t>
-      </w:r>
-      <w:proofErr w:type="spellEnd"/>
+      </w:pPr>
+    </w:p>
+    <w:p>
       <w:r>
         <w:rPr>
           <w:b/>
           <w:bCs/>
         </w:rPr>
-        <w:t xml:space="preserve"> </w:t>
-      </w:r>
-      <w:proofErr w:type="spellStart"/>
-      <w:r>
+        <w:t xml:space="preserve">Ip config </w:t>
+      </w:r>
+      <w:r>
+        <w:t>saber o ip e getaway</w:t>
+      </w:r>
+    </w:p>
+    <w:p>
+      <w:r>
+        <w:t>Com o cabo ethernet ligado colocar o adaptador 4 ligado a ele</w:t>
+      </w:r>
+    </w:p>
+    <w:p/>
+    <w:p>
+      <w:pPr>
         <w:rPr>
           <w:b/>
           <w:bCs/>
         </w:rPr>
-        <w:t>update</w:t>
-      </w:r>
-      <w:proofErr w:type="spellEnd"/>
-    </w:p>
-    <w:p>
-      <w:proofErr w:type="spellStart"/>
-      <w:r>
-        <w:rPr>
-          <w:b/>
-          <w:bCs/>
-        </w:rPr>
-        <w:t>Sudo</w:t>
-      </w:r>
-      <w:proofErr w:type="spellEnd"/>
-      <w:r>
-        <w:rPr>
-          <w:b/>
-          <w:bCs/>
-        </w:rPr>
-        <w:t xml:space="preserve"> </w:t>
-      </w:r>
-      <w:proofErr w:type="spellStart"/>
-      <w:r>
-        <w:rPr>
-          <w:b/>
-          <w:bCs/>
-        </w:rPr>
-        <w:t>apt</w:t>
-      </w:r>
-      <w:proofErr w:type="spellEnd"/>
-      <w:r>
-        <w:rPr>
-          <w:b/>
-          <w:bCs/>
-        </w:rPr>
-        <w:t xml:space="preserve"> </w:t>
-      </w:r>
-      <w:proofErr w:type="spellStart"/>
-      <w:r>
-        <w:rPr>
-          <w:b/>
-          <w:bCs/>
-        </w:rPr>
-        <w:t>install</w:t>
-      </w:r>
-      <w:proofErr w:type="spellEnd"/>
-      <w:r>
-        <w:rPr>
-          <w:b/>
-          <w:bCs/>
-        </w:rPr>
-        <w:t xml:space="preserve"> </w:t>
-      </w:r>
-      <w:proofErr w:type="spellStart"/>
-      <w:r>
-        <w:rPr>
-          <w:b/>
-          <w:bCs/>
-        </w:rPr>
-        <w:t>fontconfig</w:t>
-      </w:r>
-      <w:proofErr w:type="spellEnd"/>
-      <w:r>
-        <w:rPr>
-          <w:b/>
-          <w:bCs/>
-        </w:rPr>
-        <w:t xml:space="preserve"> openjdk-21-jre -</w:t>
-      </w:r>
-      <w:r>
-        <w:t>instalar java</w:t>
-      </w:r>
-    </w:p>
-    <w:p/>
-    <w:p/>
-    <w:p>
-      <w:pPr>
-        <w:rPr>
-          <w:b/>
-          <w:bCs/>
-        </w:rPr>
-      </w:pPr>
-    </w:p>
-    <w:p>
-      <w:proofErr w:type="spellStart"/>
-      <w:r>
-        <w:rPr>
-          <w:b/>
-          <w:bCs/>
-        </w:rPr>
-        <w:t>Ip</w:t>
-      </w:r>
-      <w:proofErr w:type="spellEnd"/>
-      <w:r>
-        <w:rPr>
-          <w:b/>
-          <w:bCs/>
-        </w:rPr>
-        <w:t xml:space="preserve"> </w:t>
-      </w:r>
-      <w:proofErr w:type="spellStart"/>
-      <w:r>
-        <w:rPr>
-          <w:b/>
-          <w:bCs/>
-        </w:rPr>
-        <w:t>config</w:t>
-      </w:r>
-      <w:proofErr w:type="spellEnd"/>
-      <w:r>
-        <w:rPr>
-          <w:b/>
-          <w:bCs/>
-        </w:rPr>
-        <w:t xml:space="preserve"> </w:t>
-      </w:r>
-      <w:r>
-        <w:t xml:space="preserve">saber o </w:t>
-      </w:r>
-      <w:proofErr w:type="spellStart"/>
-      <w:r>
-        <w:t>ip</w:t>
-      </w:r>
-      <w:proofErr w:type="spellEnd"/>
-      <w:r>
-        <w:t xml:space="preserve"> e </w:t>
-      </w:r>
-      <w:proofErr w:type="spellStart"/>
-      <w:r>
-        <w:t>getaway</w:t>
-      </w:r>
-      <w:proofErr w:type="spellEnd"/>
-    </w:p>
-    <w:p>
-      <w:r>
-        <w:t xml:space="preserve">Com o cabo </w:t>
-      </w:r>
-      <w:proofErr w:type="spellStart"/>
-      <w:r>
-        <w:t>ethernet</w:t>
-      </w:r>
-      <w:proofErr w:type="spellEnd"/>
-      <w:r>
-        <w:t xml:space="preserve"> ligado colocar o adaptador 4 ligado a ele</w:t>
-      </w:r>
-    </w:p>
-    <w:p>
-      <w:pPr>
-        <w:rPr>
-          <w:b/>
-          <w:bCs/>
-        </w:rPr>
-      </w:pPr>
-    </w:p>
-    <w:p>
-      <w:pPr>
-        <w:rPr>
-          <w:b/>
-          <w:bCs/>
-        </w:rPr>
-      </w:pPr>
-      <w:r>
-        <w:rPr>
-          <w:b/>
-          <w:bCs/>
-        </w:rPr>
-        <w:t>4. Aceder ficheiros do Ubuntu Server a partir de um computador externo</w:t>
-      </w:r>
-    </w:p>
-    <w:p>
-      <w:r>
-        <w:rPr>
-          <w:b/>
-          <w:bCs/>
-        </w:rPr>
-        <w:t>Método mais fácil e recomendado: SSH</w:t>
-      </w:r>
-    </w:p>
-    <w:p>
-      <w:r>
-        <w:t>No Ubuntu Server:</w:t>
-      </w:r>
-    </w:p>
-    <w:p>
-      <w:proofErr w:type="spellStart"/>
-      <w:r>
-        <w:t>Bash</w:t>
-      </w:r>
-      <w:proofErr w:type="spellEnd"/>
-    </w:p>
-    <w:p>
-      <w:proofErr w:type="spellStart"/>
-      <w:r>
-        <w:t>sudo</w:t>
-      </w:r>
-      <w:proofErr w:type="spellEnd"/>
-      <w:r>
-        <w:t xml:space="preserve"> </w:t>
-      </w:r>
-      <w:proofErr w:type="spellStart"/>
-      <w:r>
-        <w:t>apt</w:t>
-      </w:r>
-      <w:proofErr w:type="spellEnd"/>
-      <w:r>
-        <w:t xml:space="preserve"> </w:t>
-      </w:r>
-      <w:proofErr w:type="spellStart"/>
-      <w:r>
-        <w:t>update</w:t>
-      </w:r>
-      <w:proofErr w:type="spellEnd"/>
-    </w:p>
-    <w:p>
-      <w:proofErr w:type="spellStart"/>
-      <w:r>
-        <w:t>sudo</w:t>
-      </w:r>
-      <w:proofErr w:type="spellEnd"/>
-      <w:r>
-        <w:t xml:space="preserve"> </w:t>
-      </w:r>
-      <w:proofErr w:type="spellStart"/>
-      <w:r>
-        <w:t>apt</w:t>
-      </w:r>
-      <w:proofErr w:type="spellEnd"/>
-      <w:r>
-        <w:t xml:space="preserve"> </w:t>
-      </w:r>
-      <w:proofErr w:type="spellStart"/>
-      <w:r>
-        <w:t>install</w:t>
-      </w:r>
-      <w:proofErr w:type="spellEnd"/>
-      <w:r>
-        <w:t xml:space="preserve"> </w:t>
-      </w:r>
-      <w:proofErr w:type="spellStart"/>
-      <w:r>
-        <w:t>openssh</w:t>
-      </w:r>
-      <w:proofErr w:type="spellEnd"/>
-      <w:r>
-        <w:t>-server -y</w:t>
-      </w:r>
-    </w:p>
-    <w:p>
-      <w:proofErr w:type="spellStart"/>
-      <w:r>
-        <w:t>sudo</w:t>
-      </w:r>
-      <w:proofErr w:type="spellEnd"/>
-      <w:r>
-        <w:t xml:space="preserve"> </w:t>
-      </w:r>
-      <w:proofErr w:type="spellStart"/>
-      <w:r>
-        <w:t>systemctl</w:t>
-      </w:r>
-      <w:proofErr w:type="spellEnd"/>
-      <w:r>
-        <w:t xml:space="preserve"> </w:t>
-      </w:r>
-      <w:proofErr w:type="spellStart"/>
-      <w:r>
-        <w:t>enable</w:t>
-      </w:r>
-      <w:proofErr w:type="spellEnd"/>
-      <w:r>
-        <w:t xml:space="preserve"> --</w:t>
-      </w:r>
-      <w:proofErr w:type="spellStart"/>
-      <w:r>
-        <w:t>now</w:t>
-      </w:r>
-      <w:proofErr w:type="spellEnd"/>
-      <w:r>
-        <w:t xml:space="preserve"> </w:t>
-      </w:r>
-      <w:proofErr w:type="spellStart"/>
-      <w:r>
-        <w:t>ssh</w:t>
-      </w:r>
-      <w:proofErr w:type="spellEnd"/>
-    </w:p>
-    <w:p>
-      <w:r>
-        <w:t>Depois, do computador externo (Windows, Linux ou Mac):</w:t>
-      </w:r>
-    </w:p>
-    <w:p>
-      <w:proofErr w:type="spellStart"/>
-      <w:r>
-        <w:t>Bash</w:t>
-      </w:r>
-      <w:proofErr w:type="spellEnd"/>
-    </w:p>
-    <w:p>
-      <w:proofErr w:type="spellStart"/>
-      <w:r>
-        <w:t>ssh</w:t>
-      </w:r>
-      <w:proofErr w:type="spellEnd"/>
-      <w:r>
-        <w:t xml:space="preserve"> </w:t>
-      </w:r>
-      <w:proofErr w:type="spellStart"/>
-      <w:r>
-        <w:t>utilizador@IP_do_Ubuntu_Server</w:t>
-      </w:r>
-      <w:proofErr w:type="spellEnd"/>
-    </w:p>
-    <w:p>
-      <w:r>
-        <w:t>Para partilha de ficheiros (mais fácil de usar):</w:t>
-      </w:r>
-    </w:p>
-    <w:p>
-      <w:pPr>
-        <w:numPr>
-          <w:ilvl w:val="0"/>
-          <w:numId w:val="1"/>
-        </w:numPr>
-      </w:pPr>
-      <w:r>
-        <w:t>Instala o Samba no Ubuntu Server, ou</w:t>
-      </w:r>
-    </w:p>
-    <w:p>
-      <w:pPr>
-        <w:numPr>
-          <w:ilvl w:val="0"/>
-          <w:numId w:val="1"/>
-        </w:numPr>
-      </w:pPr>
-      <w:r>
-        <w:t xml:space="preserve">Usa </w:t>
-      </w:r>
-      <w:r>
-        <w:rPr>
-          <w:b/>
-          <w:bCs/>
-        </w:rPr>
-        <w:t>SFTP</w:t>
-      </w:r>
-      <w:r>
-        <w:t xml:space="preserve"> (mais seguro)</w:t>
-      </w:r>
-    </w:p>
-    <w:p/>
-    <w:p/>
-    <w:p/>
-    <w:p/>
-    <w:p/>
-    <w:p>
-      <w:pPr>
-        <w:rPr>
-          <w:b/>
-          <w:bCs/>
-        </w:rPr>
-      </w:pPr>
-      <w:proofErr w:type="spellStart"/>
-      <w:r>
-        <w:t>git</w:t>
-      </w:r>
-      <w:proofErr w:type="spellEnd"/>
-      <w:r>
-        <w:t xml:space="preserve"> </w:t>
-      </w:r>
-      <w:proofErr w:type="spellStart"/>
+      </w:pPr>
+      <w:r>
+        <w:t xml:space="preserve">git </w:t>
+      </w:r>
       <w:r>
         <w:t>s</w:t>
       </w:r>
       <w:r>
         <w:t>tash</w:t>
       </w:r>
-      <w:proofErr w:type="spellEnd"/>
       <w:r>
         <w:t xml:space="preserve"> – </w:t>
       </w:r>
@@ -443,21 +89,8 @@
           <w:bCs/>
         </w:rPr>
       </w:pPr>
-      <w:proofErr w:type="spellStart"/>
-      <w:r>
-        <w:t>git</w:t>
-      </w:r>
-      <w:proofErr w:type="spellEnd"/>
-      <w:r>
-        <w:t xml:space="preserve"> pull </w:t>
-      </w:r>
-      <w:proofErr w:type="spellStart"/>
-      <w:r>
-        <w:t>origin</w:t>
-      </w:r>
-      <w:proofErr w:type="spellEnd"/>
-      <w:r>
-        <w:t xml:space="preserve"> Projeto</w:t>
+      <w:r>
+        <w:t>git pull origin Projeto</w:t>
       </w:r>
       <w:r>
         <w:rPr>
@@ -471,109 +104,36 @@
           <w:b/>
           <w:bCs/>
         </w:rPr>
-        <w:t xml:space="preserve">atualize o </w:t>
-      </w:r>
-      <w:proofErr w:type="spellStart"/>
-      <w:r>
+        <w:t>atualize o branch Projeto:</w:t>
+      </w:r>
+    </w:p>
+    <w:p/>
+    <w:p>
+      <w:r>
+        <w:t xml:space="preserve">Ip addr show </w:t>
+      </w:r>
+    </w:p>
+    <w:p/>
+    <w:p>
+      <w:r>
+        <w:t xml:space="preserve">git remote </w:t>
+      </w:r>
+      <w:r>
+        <w:t>add</w:t>
+      </w:r>
+      <w:r>
+        <w:t xml:space="preserve"> origin https://github.com/Carine232/Ambiente-de-Desenvolvimento.git</w:t>
+      </w:r>
+    </w:p>
+    <w:p>
+      <w:pPr>
         <w:rPr>
           <w:b/>
           <w:bCs/>
         </w:rPr>
-        <w:t>branch</w:t>
-      </w:r>
-      <w:proofErr w:type="spellEnd"/>
-      <w:r>
-        <w:rPr>
-          <w:b/>
-          <w:bCs/>
-        </w:rPr>
-        <w:t xml:space="preserve"> Projeto:</w:t>
-      </w:r>
-    </w:p>
-    <w:p/>
-    <w:p>
-      <w:proofErr w:type="spellStart"/>
-      <w:r>
-        <w:t>Ip</w:t>
-      </w:r>
-      <w:proofErr w:type="spellEnd"/>
-      <w:r>
-        <w:t xml:space="preserve"> </w:t>
-      </w:r>
-      <w:proofErr w:type="spellStart"/>
-      <w:r>
-        <w:t>addr</w:t>
-      </w:r>
-      <w:proofErr w:type="spellEnd"/>
-      <w:r>
-        <w:t xml:space="preserve"> show </w:t>
-      </w:r>
-    </w:p>
-    <w:p/>
-    <w:p>
-      <w:proofErr w:type="spellStart"/>
-      <w:r>
-        <w:t>git</w:t>
-      </w:r>
-      <w:proofErr w:type="spellEnd"/>
-      <w:r>
-        <w:t xml:space="preserve"> </w:t>
-      </w:r>
-      <w:proofErr w:type="spellStart"/>
-      <w:r>
-        <w:t>remote</w:t>
-      </w:r>
-      <w:proofErr w:type="spellEnd"/>
-      <w:r>
-        <w:t xml:space="preserve"> </w:t>
-      </w:r>
-      <w:proofErr w:type="spellStart"/>
-      <w:r>
-        <w:t>add</w:t>
-      </w:r>
-      <w:proofErr w:type="spellEnd"/>
-      <w:r>
-        <w:t xml:space="preserve"> </w:t>
-      </w:r>
-      <w:proofErr w:type="spellStart"/>
-      <w:r>
-        <w:t>origin</w:t>
-      </w:r>
-      <w:proofErr w:type="spellEnd"/>
-      <w:r>
-        <w:t xml:space="preserve"> https://github.com/Carine232/Ambiente-de-Desenvolvimento.git</w:t>
-      </w:r>
-    </w:p>
-    <w:p>
-      <w:pPr>
-        <w:rPr>
-          <w:b/>
-          <w:bCs/>
-        </w:rPr>
-      </w:pPr>
-      <w:proofErr w:type="spellStart"/>
-      <w:r>
-        <w:t>git</w:t>
-      </w:r>
-      <w:proofErr w:type="spellEnd"/>
-      <w:r>
-        <w:t xml:space="preserve"> </w:t>
-      </w:r>
-      <w:proofErr w:type="spellStart"/>
-      <w:r>
-        <w:t>push</w:t>
-      </w:r>
-      <w:proofErr w:type="spellEnd"/>
-      <w:r>
-        <w:t xml:space="preserve"> -u </w:t>
-      </w:r>
-      <w:proofErr w:type="spellStart"/>
-      <w:r>
-        <w:t>origin</w:t>
-      </w:r>
-      <w:proofErr w:type="spellEnd"/>
-      <w:r>
-        <w:t xml:space="preserve"> </w:t>
+      </w:pPr>
+      <w:r>
+        <w:t xml:space="preserve">git push -u origin </w:t>
       </w:r>
       <w:r>
         <w:rPr>
@@ -585,76 +145,13 @@
     </w:p>
     <w:p/>
     <w:p>
-      <w:proofErr w:type="spellStart"/>
-      <w:r>
-        <w:t>sudo</w:t>
-      </w:r>
-      <w:proofErr w:type="spellEnd"/>
-      <w:r>
-        <w:t xml:space="preserve"> </w:t>
-      </w:r>
-      <w:proofErr w:type="spellStart"/>
-      <w:r>
-        <w:t>apt</w:t>
-      </w:r>
-      <w:proofErr w:type="spellEnd"/>
-      <w:r>
-        <w:t xml:space="preserve"> </w:t>
-      </w:r>
-      <w:proofErr w:type="spellStart"/>
-      <w:r>
-        <w:t>install</w:t>
-      </w:r>
-      <w:proofErr w:type="spellEnd"/>
-      <w:r>
-        <w:t xml:space="preserve"> </w:t>
-      </w:r>
-      <w:proofErr w:type="spellStart"/>
-      <w:r>
-        <w:t>git</w:t>
-      </w:r>
-      <w:proofErr w:type="spellEnd"/>
-    </w:p>
-    <w:p>
-      <w:proofErr w:type="spellStart"/>
-      <w:r>
-        <w:t>sudo</w:t>
-      </w:r>
-      <w:proofErr w:type="spellEnd"/>
-      <w:r>
-        <w:t xml:space="preserve"> </w:t>
-      </w:r>
-      <w:proofErr w:type="spellStart"/>
-      <w:r>
-        <w:t>apt</w:t>
-      </w:r>
-      <w:proofErr w:type="spellEnd"/>
-      <w:r>
-        <w:t xml:space="preserve"> </w:t>
-      </w:r>
-      <w:proofErr w:type="spellStart"/>
-      <w:r>
-        <w:t>update</w:t>
-      </w:r>
-      <w:proofErr w:type="spellEnd"/>
-      <w:r>
-        <w:t xml:space="preserve"> &amp;&amp; </w:t>
-      </w:r>
-      <w:proofErr w:type="spellStart"/>
-      <w:r>
-        <w:t>sudo</w:t>
-      </w:r>
-      <w:proofErr w:type="spellEnd"/>
-      <w:r>
-        <w:t xml:space="preserve"> </w:t>
-      </w:r>
-      <w:proofErr w:type="spellStart"/>
-      <w:r>
-        <w:t>apt</w:t>
-      </w:r>
-      <w:proofErr w:type="spellEnd"/>
-      <w:r>
-        <w:t xml:space="preserve"> upgrade -y</w:t>
+      <w:r>
+        <w:t>sudo apt install git</w:t>
+      </w:r>
+    </w:p>
+    <w:p>
+      <w:r>
+        <w:t>sudo apt update &amp;&amp; sudo apt upgrade -y</w:t>
       </w:r>
       <w:r>
         <w:t xml:space="preserve"> </w:t>
@@ -684,29 +181,8 @@
       </w:pPr>
     </w:p>
     <w:p>
-      <w:proofErr w:type="spellStart"/>
-      <w:r>
-        <w:t>sudo</w:t>
-      </w:r>
-      <w:proofErr w:type="spellEnd"/>
-      <w:r>
-        <w:t xml:space="preserve"> </w:t>
-      </w:r>
-      <w:proofErr w:type="spellStart"/>
-      <w:r>
-        <w:t>apt</w:t>
-      </w:r>
-      <w:proofErr w:type="spellEnd"/>
-      <w:r>
-        <w:t xml:space="preserve"> </w:t>
-      </w:r>
-      <w:proofErr w:type="spellStart"/>
-      <w:r>
-        <w:t>install</w:t>
-      </w:r>
-      <w:proofErr w:type="spellEnd"/>
-      <w:r>
-        <w:t xml:space="preserve"> apache2 -y</w:t>
+      <w:r>
+        <w:t>sudo apt install apache2 -y</w:t>
       </w:r>
     </w:p>
     <w:p>
@@ -725,55 +201,13 @@
       </w:r>
     </w:p>
     <w:p>
-      <w:proofErr w:type="spellStart"/>
-      <w:r>
-        <w:t>sudo</w:t>
-      </w:r>
-      <w:proofErr w:type="spellEnd"/>
-      <w:r>
-        <w:t xml:space="preserve"> </w:t>
-      </w:r>
-      <w:proofErr w:type="spellStart"/>
-      <w:r>
-        <w:t>systemctl</w:t>
-      </w:r>
-      <w:proofErr w:type="spellEnd"/>
-      <w:r>
-        <w:t xml:space="preserve"> </w:t>
-      </w:r>
-      <w:proofErr w:type="spellStart"/>
-      <w:r>
-        <w:t>start</w:t>
-      </w:r>
-      <w:proofErr w:type="spellEnd"/>
-      <w:r>
-        <w:t xml:space="preserve"> apache2</w:t>
-      </w:r>
-    </w:p>
-    <w:p>
-      <w:proofErr w:type="spellStart"/>
-      <w:r>
-        <w:t>sudo</w:t>
-      </w:r>
-      <w:proofErr w:type="spellEnd"/>
-      <w:r>
-        <w:t xml:space="preserve"> </w:t>
-      </w:r>
-      <w:proofErr w:type="spellStart"/>
-      <w:r>
-        <w:t>systemctl</w:t>
-      </w:r>
-      <w:proofErr w:type="spellEnd"/>
-      <w:r>
-        <w:t xml:space="preserve"> </w:t>
-      </w:r>
-      <w:proofErr w:type="spellStart"/>
-      <w:r>
-        <w:t>enable</w:t>
-      </w:r>
-      <w:proofErr w:type="spellEnd"/>
-      <w:r>
-        <w:t xml:space="preserve"> apache2</w:t>
+      <w:r>
+        <w:t>sudo systemctl start apache2</w:t>
+      </w:r>
+    </w:p>
+    <w:p>
+      <w:r>
+        <w:t>sudo systemctl enable apache2</w:t>
       </w:r>
     </w:p>
     <w:p>
@@ -792,21 +226,8 @@
       </w:r>
     </w:p>
     <w:p>
-      <w:proofErr w:type="spellStart"/>
-      <w:r>
-        <w:t>sudo</w:t>
-      </w:r>
-      <w:proofErr w:type="spellEnd"/>
-      <w:r>
-        <w:t xml:space="preserve"> </w:t>
-      </w:r>
-      <w:proofErr w:type="spellStart"/>
-      <w:r>
-        <w:t>systemctl</w:t>
-      </w:r>
-      <w:proofErr w:type="spellEnd"/>
-      <w:r>
-        <w:t xml:space="preserve"> status apache2</w:t>
+      <w:r>
+        <w:t>sudo systemctl status apache2</w:t>
       </w:r>
     </w:p>
     <w:p>
@@ -816,38 +237,15 @@
     </w:p>
     <w:p/>
     <w:p>
-      <w:proofErr w:type="spellStart"/>
-      <w:r>
-        <w:t>sudo</w:t>
-      </w:r>
-      <w:proofErr w:type="spellEnd"/>
-      <w:r>
-        <w:t xml:space="preserve"> </w:t>
-      </w:r>
-      <w:proofErr w:type="spellStart"/>
-      <w:r>
-        <w:t>ap</w:t>
+      <w:r>
+        <w:t>sudo ap</w:t>
       </w:r>
       <w:r>
         <w:t>t</w:t>
       </w:r>
-      <w:proofErr w:type="spellEnd"/>
-      <w:r>
-        <w:t xml:space="preserve"> </w:t>
-      </w:r>
-      <w:proofErr w:type="spellStart"/>
-      <w:r>
-        <w:t>install</w:t>
-      </w:r>
-      <w:proofErr w:type="spellEnd"/>
-      <w:r>
-        <w:t xml:space="preserve"> </w:t>
-      </w:r>
-      <w:proofErr w:type="spellStart"/>
-      <w:r>
-        <w:t>git</w:t>
-      </w:r>
-      <w:proofErr w:type="spellEnd"/>
+      <w:r>
+        <w:t xml:space="preserve"> install git</w:t>
+      </w:r>
     </w:p>
     <w:p>
       <w:r>
@@ -855,33 +253,8 @@
           <w:b/>
           <w:bCs/>
         </w:rPr>
-        <w:t xml:space="preserve">instala o </w:t>
-      </w:r>
-      <w:proofErr w:type="spellStart"/>
-      <w:r>
-        <w:rPr>
-          <w:b/>
-          <w:bCs/>
-        </w:rPr>
-        <w:t>git</w:t>
-      </w:r>
-      <w:proofErr w:type="spellEnd"/>
-      <w:r>
-        <w:rPr>
-          <w:b/>
-          <w:bCs/>
-        </w:rPr>
-        <w:t xml:space="preserve"> no Linux </w:t>
-      </w:r>
-      <w:proofErr w:type="spellStart"/>
-      <w:r>
-        <w:rPr>
-          <w:b/>
-          <w:bCs/>
-        </w:rPr>
-        <w:t>mint</w:t>
-      </w:r>
-      <w:proofErr w:type="spellEnd"/>
+        <w:t>instala o git no Linux mint</w:t>
+      </w:r>
     </w:p>
     <w:sectPr>
       <w:pgSz w:w="11906" w:h="16838"/>
@@ -2002,6 +1375,7 @@
   <w:style w:type="character" w:default="1" w:styleId="Tipodeletrapredefinidodopargrafo">
     <w:name w:val="Default Paragraph Font"/>
     <w:uiPriority w:val="1"/>
+    <w:semiHidden/>
     <w:unhideWhenUsed/>
   </w:style>
   <w:style w:type="table" w:default="1" w:styleId="Tabelanormal">

--- a/Códigos.docx
+++ b/Códigos.docx
@@ -107,7 +107,24 @@
         <w:t>atualize o branch Projeto:</w:t>
       </w:r>
     </w:p>
-    <w:p/>
+    <w:p>
+      <w:pPr>
+        <w:rPr>
+          <w:b/>
+          <w:bCs/>
+        </w:rPr>
+      </w:pPr>
+      <w:r>
+        <w:t xml:space="preserve">git branch -r   </w:t>
+      </w:r>
+      <w:r>
+        <w:rPr>
+          <w:b/>
+          <w:bCs/>
+        </w:rPr>
+        <w:t>branches externos</w:t>
+      </w:r>
+    </w:p>
     <w:p>
       <w:r>
         <w:t xml:space="preserve">Ip addr show </w:t>
